--- a/디지털전자회로_Project_보고서.docx
+++ b/디지털전자회로_Project_보고서.docx
@@ -8294,6 +8294,26 @@
             </m:rPr>
             <m:t>)</m:t>
           </m:r>
+        </m:oMath>
+      </m:oMathPara>
+    </w:p>
+    <w:p>
+      <w:pPr>
+        <w:pStyle w:val="FirstParagraph"/>
+      </w:pPr>
+      <w:r>
+        <w:t xml:space="preserve">각 항을 대입하면</w:t>
+      </w:r>
+    </w:p>
+    <w:p>
+      <w:pPr>
+        <w:pStyle w:val="BodyText"/>
+      </w:pPr>
+      <m:oMathPara>
+        <m:oMathParaPr>
+          <m:jc m:val="center"/>
+        </m:oMathParaPr>
+        <m:oMath>
           <m:r>
             <m:rPr>
               <m:sty m:val="p"/>
@@ -8301,7 +8321,139 @@
             <m:t>=</m:t>
           </m:r>
           <m:r>
-            <m:t>537.80</m:t>
+            <m:rPr>
+              <m:sty m:val="p"/>
+            </m:rPr>
+            <m:t>(</m:t>
+          </m:r>
+          <m:r>
+            <m:t>10.839</m:t>
+          </m:r>
+          <m:r>
+            <m:rPr>
+              <m:sty m:val="p"/>
+            </m:rPr>
+            <m:t>+</m:t>
+          </m:r>
+          <m:r>
+            <m:t>20</m:t>
+          </m:r>
+          <m:r>
+            <m:rPr>
+              <m:sty m:val="p"/>
+            </m:rPr>
+            <m:t>)</m:t>
+          </m:r>
+          <m:r>
+            <m:t> </m:t>
+          </m:r>
+          <m:r>
+            <m:t>f</m:t>
+          </m:r>
+          <m:r>
+            <m:t>F</m:t>
+          </m:r>
+          <m:r>
+            <m:rPr>
+              <m:sty m:val="p"/>
+            </m:rPr>
+            <m:t>×</m:t>
+          </m:r>
+          <m:r>
+            <m:t>929.338</m:t>
+          </m:r>
+          <m:r>
+            <m:t> </m:t>
+          </m:r>
+          <m:r>
+            <m:rPr>
+              <m:sty m:val="p"/>
+            </m:rPr>
+            <m:t>Ω</m:t>
+          </m:r>
+          <m:r>
+            <m:rPr>
+              <m:sty m:val="p"/>
+            </m:rPr>
+            <m:t>+</m:t>
+          </m:r>
+          <m:r>
+            <m:rPr>
+              <m:sty m:val="p"/>
+            </m:rPr>
+            <m:t>(</m:t>
+          </m:r>
+          <m:r>
+            <m:t>7.226</m:t>
+          </m:r>
+          <m:r>
+            <m:rPr>
+              <m:sty m:val="p"/>
+            </m:rPr>
+            <m:t>+</m:t>
+          </m:r>
+          <m:r>
+            <m:t>20</m:t>
+          </m:r>
+          <m:r>
+            <m:rPr>
+              <m:sty m:val="p"/>
+            </m:rPr>
+            <m:t>)</m:t>
+          </m:r>
+          <m:r>
+            <m:t> </m:t>
+          </m:r>
+          <m:r>
+            <m:t>f</m:t>
+          </m:r>
+          <m:r>
+            <m:t>F</m:t>
+          </m:r>
+          <m:r>
+            <m:rPr>
+              <m:sty m:val="p"/>
+            </m:rPr>
+            <m:t>×</m:t>
+          </m:r>
+          <m:r>
+            <m:t>20929.338</m:t>
+          </m:r>
+          <m:r>
+            <m:t> </m:t>
+          </m:r>
+          <m:r>
+            <m:rPr>
+              <m:sty m:val="p"/>
+            </m:rPr>
+            <m:t>Ω</m:t>
+          </m:r>
+          <m:r>
+            <m:rPr>
+              <m:sty m:val="p"/>
+            </m:rPr>
+            <m:t>=</m:t>
+          </m:r>
+          <m:r>
+            <m:t>28.7</m:t>
+          </m:r>
+          <m:r>
+            <m:rPr>
+              <m:sty m:val="p"/>
+            </m:rPr>
+            <m:t>+</m:t>
+          </m:r>
+          <m:r>
+            <m:t>569.8</m:t>
+          </m:r>
+          <m:r>
+            <m:rPr>
+              <m:sty m:val="p"/>
+            </m:rPr>
+            <m:t>=</m:t>
+          </m:r>
+          <m:r>
+            <m:t>598.5</m:t>
           </m:r>
           <m:r>
             <m:t> </m:t>
@@ -8430,7 +8582,7 @@
             <m:t>+</m:t>
           </m:r>
           <m:r>
-            <m:t>537.80</m:t>
+            <m:t>598.5</m:t>
           </m:r>
           <m:r>
             <m:t> </m:t>
@@ -8448,7 +8600,7 @@
             <m:t>=</m:t>
           </m:r>
           <m:r>
-            <m:t>916.4</m:t>
+            <m:t>977.1</m:t>
           </m:r>
           <m:r>
             <m:t> </m:t>
@@ -8461,6 +8613,14 @@
           </m:r>
         </m:oMath>
       </m:oMathPara>
+    </w:p>
+    <w:p>
+      <w:pPr>
+        <w:pStyle w:val="FirstParagraph"/>
+      </w:pPr>
+      <w:r>
+        <w:t xml:space="preserve">Wire 하나가 추가되면서 이론 delay가 source 단독 대비 2.6배로 늘어난다. 배선의 RC가 소자 delay를 압도한다는 점을 정량적으로 보여주는 결과이며, 이것이 repeater 삽입이 필요한 이유이다.</w:t>
+      </w:r>
     </w:p>
     <w:bookmarkEnd w:id="28"/>
     <w:bookmarkStart w:id="29" w:name="non-repeated-delay-simulation"/>
@@ -8771,7 +8931,7 @@
         <w:pStyle w:val="FirstParagraph"/>
       </w:pPr>
       <w:r>
-        <w:t xml:space="preserve">이는 Elmore delay로 계산한 total delay와</w:t>
+        <w:t xml:space="preserve">이는 Elmore delay로 계산한 total delay 977.1 ps와</w:t>
       </w:r>
       <w:r>
         <w:t xml:space="preserve"> </w:t>
@@ -8781,10 +8941,10 @@
           <w:b/>
           <w:bCs/>
         </w:rPr>
-        <w:t xml:space="preserve">12.5%의 오차</w:t>
-      </w:r>
-      <w:r>
-        <w:t xml:space="preserve">를 갖는 값이다. Elmore delay 자체가 근사값이며 mosfet의 capacitance, P_inv 및 t_pd,inv 값을 모두 측정한 값을 사용하였기 때문에 이와 같은 오차가 나타났다고 생각된다. 이를 감안하였을 때 약 10%대의 오차율은 이론과 실제가 유사한 경향을 가진다는 것을 뒷받침한다.</w:t>
+        <w:t xml:space="preserve">5.2%의 오차</w:t>
+      </w:r>
+      <w:r>
+        <w:t xml:space="preserve">를 갖는 값이다. Elmore delay 자체가 근사값이며 mosfet의 capacitance, p_inv 및 t_pd,inv 값을 모두 측정치로 사용하였음을 감안하면, 5%대의 오차는 이론과 실제가 잘 일치함을 뒷받침한다. 소자만 있을 때(2.77%)보다 오차가 커진 것은 배선을 단일 π로 등가화한 근사가 추가로 개입했기 때문이다.</w:t>
       </w:r>
     </w:p>
     <w:bookmarkEnd w:id="29"/>
@@ -10056,7 +10216,7 @@
         <w:pStyle w:val="FirstParagraph"/>
       </w:pPr>
       <w:r>
-        <w:t xml:space="preserve">이는 simulation 결과와</w:t>
+        <w:t xml:space="preserve">이는 simulation 결과 762.2 ps와</w:t>
       </w:r>
       <w:r>
         <w:t xml:space="preserve"> </w:t>
@@ -10066,10 +10226,18 @@
           <w:b/>
           <w:bCs/>
         </w:rPr>
-        <w:t xml:space="preserve">14.9%의 오차율</w:t>
-      </w:r>
-      <w:r>
-        <w:t xml:space="preserve">을 가진다. 직접 측정한 값들을 사용하여 계산하였고 Elmore delay 자체가 근사식임을 고려하면, 약 15%의 오차율은 이론과 실제가 유사한 경향을 가진다는 것을 뒷받침한다.</w:t>
+        <w:t xml:space="preserve">14.1%의 오차율</w:t>
+      </w:r>
+      <w:r>
+        <w:t xml:space="preserve">을 가진다. 이론 모델이 repeater 삽입 지점의 부하를 이상적으로 가정하는 반면 실제 회로에서는 각 inverter의 diffusion cap과 입력 slew가 누적되므로, 이론값이 실측보다 낙관적으로 나오는 것은 예상되는 경향이다.</w:t>
+      </w:r>
+    </w:p>
+    <w:p>
+      <w:pPr>
+        <w:pStyle w:val="BodyText"/>
+      </w:pPr>
+      <w:r>
+        <w:t xml:space="preserve">또한 이론 모델에서 N을 스윕하면 N=4와 N=5의 delay 차이가 1% 이내로 거의 평탄하며(286.7 ps vs 283.5 ps), 실측에서 N=4가 최소(762.2 ps &lt; 767.6 ps)로 나온 것과 일관된다. 즉 최적점 부근에서 delay가 N에 둔감하다는 이론적 성질이 실측으로도 확인되었다.</w:t>
       </w:r>
     </w:p>
     <w:bookmarkEnd w:id="31"/>
@@ -12482,7 +12650,7 @@
               <w:jc w:val="left"/>
             </w:pPr>
             <w:r>
-              <w:t xml:space="preserve">이론값 916.4 ps, 오차 12.5%</w:t>
+              <w:t xml:space="preserve">이론값 977.1 ps, 오차 5.2%</w:t>
             </w:r>
           </w:p>
         </w:tc>
@@ -12520,7 +12688,7 @@
               <w:jc w:val="left"/>
             </w:pPr>
             <w:r>
-              <w:t xml:space="preserve">이론값 668.17 ps, 오차 14.9%, 약 250 ps 개선 (N=5는 767.6 ps)</w:t>
+              <w:t xml:space="preserve">이론값 668.17 ps, 오차 14.1%, 약 270 ps 개선 (N=5는 767.6 ps)</w:t>
             </w:r>
           </w:p>
         </w:tc>
